--- a/高级语言程序设计大作业实验报告.docx
+++ b/高级语言程序设计大作业实验报告.docx
@@ -22,45 +22,59 @@
         </w:rPr>
         <w:t>高级语言程序设计大作业实验报告</w:t>
       </w:r>
-      <w:bookmarkStart w:id="16" w:name="_GoBack"/>
-      <w:bookmarkEnd w:id="16"/>
-    </w:p>
-    <w:p>
-      <w:pPr>
-        <w:pStyle w:val="4"/>
-      </w:pPr>
-      <w:bookmarkStart w:id="0" w:name="一作业题目"/>
-      <w:r>
-        <w:t>一、作业题目</w:t>
-      </w:r>
-    </w:p>
-    <w:p>
-      <w:pPr>
-        <w:pStyle w:val="10"/>
-      </w:pPr>
-      <w:r>
-        <w:rPr>
-          <w:b/>
-          <w:bCs/>
-        </w:rPr>
-        <w:t>基于Qt的弹幕射击游戏（Bullet Hell / Danmaku）设计与实现</w:t>
-      </w:r>
-    </w:p>
-    <w:p>
-      <w:pPr>
-        <w:pStyle w:val="3"/>
-      </w:pPr>
-      <w:r>
-        <w:t>开发一款完整的2D弹幕射击游戏，玩家操控角色躲避Boss发射的多种弹幕并反击，包含完整的游戏流程：开场动画、Boss战、阶段转换、死亡演出和重新开始机制。</w:t>
-      </w:r>
-    </w:p>
-    <w:bookmarkEnd w:id="0"/>
+    </w:p>
     <w:p>
       <w:pPr>
         <w:pStyle w:val="4"/>
         <w:numPr>
           <w:ilvl w:val="0"/>
           <w:numId w:val="1"/>
+        </w:numPr>
+      </w:pPr>
+      <w:bookmarkStart w:id="0" w:name="一作业题目"/>
+      <w:r>
+        <w:t>作业题目</w:t>
+      </w:r>
+    </w:p>
+    <w:p>
+      <w:pPr>
+        <w:pStyle w:val="3"/>
+        <w:numPr>
+          <w:numId w:val="0"/>
+        </w:numPr>
+        <w:rPr>
+          <w:rFonts w:hint="default"/>
+          <w:b/>
+          <w:bCs/>
+          <w:lang w:val="en-US" w:eastAsia="zh-CN"/>
+        </w:rPr>
+      </w:pPr>
+      <w:r>
+        <w:rPr>
+          <w:rFonts w:hint="eastAsia"/>
+          <w:lang w:val="en-US" w:eastAsia="zh-CN"/>
+        </w:rPr>
+        <w:t xml:space="preserve">  </w:t>
+      </w:r>
+      <w:bookmarkStart w:id="16" w:name="_GoBack"/>
+      <w:bookmarkEnd w:id="16"/>
+      <w:r>
+        <w:rPr>
+          <w:rFonts w:hint="eastAsia"/>
+          <w:b/>
+          <w:bCs/>
+          <w:lang w:val="en-US" w:eastAsia="zh-CN"/>
+        </w:rPr>
+        <w:t>魔法战纪</w:t>
+      </w:r>
+    </w:p>
+    <w:bookmarkEnd w:id="0"/>
+    <w:p>
+      <w:pPr>
+        <w:pStyle w:val="4"/>
+        <w:numPr>
+          <w:ilvl w:val="0"/>
+          <w:numId w:val="2"/>
         </w:numPr>
       </w:pPr>
       <w:bookmarkStart w:id="1" w:name="二开发软件"/>
@@ -2639,7 +2653,7 @@
         <w:pStyle w:val="11"/>
         <w:numPr>
           <w:ilvl w:val="0"/>
-          <w:numId w:val="2"/>
+          <w:numId w:val="3"/>
         </w:numPr>
       </w:pPr>
       <w:r>
@@ -2655,7 +2669,7 @@
         <w:pStyle w:val="11"/>
         <w:numPr>
           <w:ilvl w:val="1"/>
-          <w:numId w:val="3"/>
+          <w:numId w:val="4"/>
         </w:numPr>
       </w:pPr>
       <w:r>
@@ -2667,7 +2681,7 @@
         <w:pStyle w:val="11"/>
         <w:numPr>
           <w:ilvl w:val="1"/>
-          <w:numId w:val="3"/>
+          <w:numId w:val="4"/>
         </w:numPr>
       </w:pPr>
       <w:r>
@@ -2679,7 +2693,7 @@
         <w:pStyle w:val="11"/>
         <w:numPr>
           <w:ilvl w:val="1"/>
-          <w:numId w:val="3"/>
+          <w:numId w:val="4"/>
         </w:numPr>
       </w:pPr>
       <w:r>
@@ -2691,7 +2705,7 @@
         <w:pStyle w:val="11"/>
         <w:numPr>
           <w:ilvl w:val="0"/>
-          <w:numId w:val="2"/>
+          <w:numId w:val="3"/>
         </w:numPr>
       </w:pPr>
       <w:r>
@@ -2707,7 +2721,7 @@
         <w:pStyle w:val="11"/>
         <w:numPr>
           <w:ilvl w:val="1"/>
-          <w:numId w:val="3"/>
+          <w:numId w:val="4"/>
         </w:numPr>
       </w:pPr>
       <w:r>
@@ -2719,7 +2733,7 @@
         <w:pStyle w:val="11"/>
         <w:numPr>
           <w:ilvl w:val="1"/>
-          <w:numId w:val="3"/>
+          <w:numId w:val="4"/>
         </w:numPr>
       </w:pPr>
       <w:r>
@@ -2731,7 +2745,7 @@
         <w:pStyle w:val="11"/>
         <w:numPr>
           <w:ilvl w:val="1"/>
-          <w:numId w:val="3"/>
+          <w:numId w:val="4"/>
         </w:numPr>
       </w:pPr>
       <w:r>
@@ -2743,7 +2757,7 @@
         <w:pStyle w:val="11"/>
         <w:numPr>
           <w:ilvl w:val="0"/>
-          <w:numId w:val="2"/>
+          <w:numId w:val="3"/>
         </w:numPr>
       </w:pPr>
       <w:r>
@@ -2759,7 +2773,7 @@
         <w:pStyle w:val="11"/>
         <w:numPr>
           <w:ilvl w:val="1"/>
-          <w:numId w:val="3"/>
+          <w:numId w:val="4"/>
         </w:numPr>
       </w:pPr>
       <w:r>
@@ -2771,7 +2785,7 @@
         <w:pStyle w:val="11"/>
         <w:numPr>
           <w:ilvl w:val="1"/>
-          <w:numId w:val="3"/>
+          <w:numId w:val="4"/>
         </w:numPr>
       </w:pPr>
       <w:r>
@@ -2783,7 +2797,7 @@
         <w:pStyle w:val="11"/>
         <w:numPr>
           <w:ilvl w:val="1"/>
-          <w:numId w:val="3"/>
+          <w:numId w:val="4"/>
         </w:numPr>
       </w:pPr>
       <w:r>
@@ -2795,7 +2809,7 @@
         <w:pStyle w:val="11"/>
         <w:numPr>
           <w:ilvl w:val="0"/>
-          <w:numId w:val="2"/>
+          <w:numId w:val="3"/>
         </w:numPr>
       </w:pPr>
       <w:r>
@@ -2811,7 +2825,7 @@
         <w:pStyle w:val="11"/>
         <w:numPr>
           <w:ilvl w:val="1"/>
-          <w:numId w:val="3"/>
+          <w:numId w:val="4"/>
         </w:numPr>
       </w:pPr>
       <w:r>
@@ -2823,7 +2837,7 @@
         <w:pStyle w:val="11"/>
         <w:numPr>
           <w:ilvl w:val="1"/>
-          <w:numId w:val="3"/>
+          <w:numId w:val="4"/>
         </w:numPr>
       </w:pPr>
       <w:r>
@@ -2835,7 +2849,7 @@
         <w:pStyle w:val="11"/>
         <w:numPr>
           <w:ilvl w:val="1"/>
-          <w:numId w:val="3"/>
+          <w:numId w:val="4"/>
         </w:numPr>
       </w:pPr>
       <w:r>
@@ -2847,7 +2861,7 @@
         <w:pStyle w:val="11"/>
         <w:numPr>
           <w:ilvl w:val="1"/>
-          <w:numId w:val="3"/>
+          <w:numId w:val="4"/>
         </w:numPr>
       </w:pPr>
       <w:r>
@@ -2859,7 +2873,7 @@
         <w:pStyle w:val="11"/>
         <w:numPr>
           <w:ilvl w:val="0"/>
-          <w:numId w:val="2"/>
+          <w:numId w:val="3"/>
         </w:numPr>
       </w:pPr>
       <w:r>
@@ -2875,7 +2889,7 @@
         <w:pStyle w:val="11"/>
         <w:numPr>
           <w:ilvl w:val="1"/>
-          <w:numId w:val="3"/>
+          <w:numId w:val="4"/>
         </w:numPr>
       </w:pPr>
       <w:r>
@@ -2887,7 +2901,7 @@
         <w:pStyle w:val="11"/>
         <w:numPr>
           <w:ilvl w:val="1"/>
-          <w:numId w:val="3"/>
+          <w:numId w:val="4"/>
         </w:numPr>
       </w:pPr>
       <w:r>
@@ -2899,7 +2913,7 @@
         <w:pStyle w:val="11"/>
         <w:numPr>
           <w:ilvl w:val="1"/>
-          <w:numId w:val="3"/>
+          <w:numId w:val="4"/>
         </w:numPr>
       </w:pPr>
       <w:r>
@@ -3200,6 +3214,21 @@
     </w:lvl>
   </w:abstractNum>
   <w:abstractNum w:abstractNumId="2">
+    <w:nsid w:val="2EC1A479"/>
+    <w:multiLevelType w:val="singleLevel"/>
+    <w:tmpl w:val="2EC1A479"/>
+    <w:lvl w:ilvl="0" w:tentative="0">
+      <w:start w:val="1"/>
+      <w:numFmt w:val="chineseCounting"/>
+      <w:suff w:val="nothing"/>
+      <w:lvlText w:val="%1、"/>
+      <w:lvlJc w:val="left"/>
+      <w:rPr>
+        <w:rFonts w:hint="eastAsia"/>
+      </w:rPr>
+    </w:lvl>
+  </w:abstractNum>
+  <w:abstractNum w:abstractNumId="3">
     <w:nsid w:val="7D202B9F"/>
     <w:multiLevelType w:val="singleLevel"/>
     <w:tmpl w:val="7D202B9F"/>
@@ -3218,6 +3247,9 @@
     <w:abstractNumId w:val="2"/>
   </w:num>
   <w:num w:numId="2">
+    <w:abstractNumId w:val="3"/>
+  </w:num>
+  <w:num w:numId="3">
     <w:abstractNumId w:val="1"/>
     <w:lvlOverride w:ilvl="0">
       <w:startOverride w:val="1"/>
@@ -3247,7 +3279,7 @@
       <w:startOverride w:val="1"/>
     </w:lvlOverride>
   </w:num>
-  <w:num w:numId="3">
+  <w:num w:numId="4">
     <w:abstractNumId w:val="0"/>
   </w:num>
 </w:numbering>
@@ -3367,7 +3399,7 @@
     <w:lsdException w:unhideWhenUsed="0" w:uiPriority="0" w:semiHidden="0" w:name="HTML Sample"/>
     <w:lsdException w:unhideWhenUsed="0" w:uiPriority="0" w:semiHidden="0" w:name="HTML Typewriter"/>
     <w:lsdException w:unhideWhenUsed="0" w:uiPriority="0" w:semiHidden="0" w:name="HTML Variable"/>
-    <w:lsdException w:unhideWhenUsed="0" w:uiPriority="0" w:name="Normal Table"/>
+    <w:lsdException w:qFormat="1" w:unhideWhenUsed="0" w:uiPriority="0" w:name="Normal Table"/>
     <w:lsdException w:unhideWhenUsed="0" w:uiPriority="0" w:semiHidden="0" w:name="annotation subject"/>
     <w:lsdException w:unhideWhenUsed="0" w:uiPriority="0" w:semiHidden="0" w:name="Table Simple 1"/>
     <w:lsdException w:unhideWhenUsed="0" w:uiPriority="0" w:semiHidden="0" w:name="Table Simple 2"/>
@@ -3602,6 +3634,7 @@
   <w:style w:type="table" w:default="1" w:styleId="8">
     <w:name w:val="Normal Table"/>
     <w:semiHidden/>
+    <w:qFormat/>
     <w:uiPriority w:val="0"/>
     <w:tblPr>
       <w:tblCellMar>
